--- a/app/backend/templates/DEED_OF_ASSIGNMENT_SALARY.docx
+++ b/app/backend/templates/DEED_OF_ASSIGNMENT_SALARY.docx
@@ -81,7 +81,31 @@
           <w:sz w:val="16"/>
           <w:szCs w:val="16"/>
         </w:rPr>
-        <w:t>, of legal age, Filipino, and a resident of , hereinafter referred to as the ASSIGNOR, by these presents, for and in consideration of the sum of</w:t>
+        <w:t>{BorrowerName}</w:t>
+      </w:r>
+      <w:r>
+        <w:rPr>
+          <w:rFonts w:ascii="Arial" w:hAnsi="Arial" w:cs="Arial"/>
+          <w:sz w:val="16"/>
+          <w:szCs w:val="16"/>
+        </w:rPr>
+        <w:t xml:space="preserve">, of legal age, Filipino, and a resident of </w:t>
+      </w:r>
+      <w:r>
+        <w:rPr>
+          <w:rFonts w:ascii="Arial" w:hAnsi="Arial" w:cs="Arial"/>
+          <w:sz w:val="16"/>
+          <w:szCs w:val="16"/>
+        </w:rPr>
+        <w:t>{Address}</w:t>
+      </w:r>
+      <w:r>
+        <w:rPr>
+          <w:rFonts w:ascii="Arial" w:hAnsi="Arial" w:cs="Arial"/>
+          <w:sz w:val="16"/>
+          <w:szCs w:val="16"/>
+        </w:rPr>
+        <w:t>, hereinafter referred to as the ASSIGNOR, by these presents, for and in consideration of the sum of</w:t>
       </w:r>
       <w:r>
         <w:rPr>
@@ -93,6 +117,13 @@
       </w:r>
       <w:r>
         <w:rPr>
+          <w:sz w:val="16"/>
+          <w:szCs w:val="16"/>
+        </w:rPr>
+        <w:t>{TotalPaymentDueWords}</w:t>
+      </w:r>
+      <w:r>
+        <w:rPr>
           <w:rFonts w:ascii="Arial" w:hAnsi="Arial" w:cs="Arial"/>
           <w:sz w:val="16"/>
           <w:szCs w:val="16"/>
@@ -109,11 +140,64 @@
       </w:r>
       <w:r>
         <w:rPr>
-          <w:rFonts w:ascii="Arial" w:hAnsi="Arial" w:cs="Arial"/>
-          <w:sz w:val="16"/>
-          <w:szCs w:val="16"/>
-        </w:rPr>
-        <w:t>), loaned from EASYCASH LENDING COMPANY INC., herein referred to as the ASSIGNEE, as evidenced by Promissory Note No.  dated , do hereby unconditionally assign and convey unto the said Assignee the following:</w:t>
+          <w:sz w:val="16"/>
+          <w:szCs w:val="16"/>
+        </w:rPr>
+        <w:t>{TotalPaymentDue}</w:t>
+      </w:r>
+      <w:r>
+        <w:rPr>
+          <w:rFonts w:ascii="Arial" w:hAnsi="Arial" w:cs="Arial"/>
+          <w:sz w:val="16"/>
+          <w:szCs w:val="16"/>
+        </w:rPr>
+        <w:t xml:space="preserve"> </w:t>
+      </w:r>
+      <w:r>
+        <w:rPr>
+          <w:rFonts w:ascii="Arial" w:hAnsi="Arial" w:cs="Arial"/>
+          <w:sz w:val="16"/>
+          <w:szCs w:val="16"/>
+        </w:rPr>
+        <w:t xml:space="preserve">), loaned from EASYCASH LENDING COMPANY INC., herein referred to as the ASSIGNEE, as evidenced by Promissory Note No. </w:t>
+      </w:r>
+      <w:r>
+        <w:rPr>
+          <w:sz w:val="16"/>
+          <w:szCs w:val="16"/>
+        </w:rPr>
+        <w:t>{PNNumber}</w:t>
+      </w:r>
+      <w:r>
+        <w:rPr>
+          <w:rFonts w:ascii="Arial" w:hAnsi="Arial" w:cs="Arial"/>
+          <w:sz w:val="16"/>
+          <w:szCs w:val="16"/>
+        </w:rPr>
+        <w:t xml:space="preserve"> dated</w:t>
+      </w:r>
+      <w:r>
+        <w:rPr>
+          <w:rFonts w:ascii="Arial" w:hAnsi="Arial" w:cs="Arial"/>
+          <w:sz w:val="16"/>
+          <w:szCs w:val="16"/>
+        </w:rPr>
+        <w:t xml:space="preserve"> </w:t>
+      </w:r>
+      <w:r>
+        <w:rPr>
+          <w:sz w:val="16"/>
+          <w:szCs w:val="16"/>
+        </w:rPr>
+        <w:t>{AnticipatedDisbursementDate}</w:t>
+      </w:r>
+      <w:r>
+        <w:rPr>
+          <w:rFonts w:ascii="Arial" w:hAnsi="Arial" w:cs="Arial"/>
+          <w:sz w:val="16"/>
+          <w:szCs w:val="16"/>
+        </w:rPr>
+        <w:t xml:space="preserve"> , do hereby unconditionally assign and convey unto the said Assignee the following:</w:t>
       </w:r>
     </w:p>
     <w:p>
@@ -452,6 +536,14 @@
                 <w:szCs w:val="18"/>
               </w:rPr>
             </w:pPr>
+            <w:r>
+              <w:rPr>
+                <w:rFonts w:ascii="Arial" w:hAnsi="Arial" w:cs="Arial"/>
+                <w:sz w:val="18"/>
+                <w:szCs w:val="18"/>
+              </w:rPr>
+              <w:t>{BorrowerName}</w:t>
+            </w:r>
           </w:p>
         </w:tc>
       </w:tr>
@@ -1217,6 +1309,14 @@
                 <w:szCs w:val="16"/>
               </w:rPr>
             </w:pPr>
+            <w:r>
+              <w:rPr>
+                <w:rFonts w:ascii="Arial" w:hAnsi="Arial" w:cs="Arial"/>
+                <w:sz w:val="16"/>
+                <w:szCs w:val="16"/>
+              </w:rPr>
+              <w:t>{BorrowerName}</w:t>
+            </w:r>
           </w:p>
         </w:tc>
         <w:tc>
@@ -2154,7 +2254,6 @@
   <w:style w:type="character" w:default="1" w:styleId="DefaultParagraphFont">
     <w:name w:val="Default Paragraph Font"/>
     <w:uiPriority w:val="1"/>
-    <w:semiHidden/>
     <w:unhideWhenUsed/>
   </w:style>
   <w:style w:type="table" w:default="1" w:styleId="TableNormal">

--- a/app/backend/templates/DEED_OF_ASSIGNMENT_SALARY.docx
+++ b/app/backend/templates/DEED_OF_ASSIGNMENT_SALARY.docx
@@ -526,6 +526,19 @@
                 <w:szCs w:val="18"/>
               </w:rPr>
             </w:pPr>
+          </w:p>
+          <w:p>
+            <w:pPr>
+              <w:jc w:val="center"/>
+            </w:pPr>
+            <w:r>
+              <w:rPr>
+                <w:color w:val="FFFFFF"/>
+                <w:sz w:val="2"/>
+                <w:szCs w:val="2"/>
+              </w:rPr>
+              <w:t xml:space="preserve">[[SIGNATURE_ANCHOR]]</w:t>
+            </w:r>
           </w:p>
           <w:p>
             <w:pPr>

--- a/app/backend/templates/DEED_OF_ASSIGNMENT_SALARY.docx
+++ b/app/backend/templates/DEED_OF_ASSIGNMENT_SALARY.docx
@@ -1,6 +1,6 @@
 
 <file path=word/document.xml><?xml version="1.0" encoding="utf-8"?>
-<w:document xmlns:wpc="http://schemas.microsoft.com/office/word/2010/wordprocessingCanvas" xmlns:cx="http://schemas.microsoft.com/office/drawing/2014/chartex" xmlns:cx1="http://schemas.microsoft.com/office/drawing/2015/9/8/chartex" xmlns:cx2="http://schemas.microsoft.com/office/drawing/2015/10/21/chartex" xmlns:cx3="http://schemas.microsoft.com/office/drawing/2016/5/9/chartex" xmlns:cx4="http://schemas.microsoft.com/office/drawing/2016/5/10/chartex" xmlns:cx5="http://schemas.microsoft.com/office/drawing/2016/5/11/chartex" xmlns:cx6="http://schemas.microsoft.com/office/drawing/2016/5/12/chartex" xmlns:cx7="http://schemas.microsoft.com/office/drawing/2016/5/13/chartex" xmlns:cx8="http://schemas.microsoft.com/office/drawing/2016/5/14/chartex" xmlns:mc="http://schemas.openxmlformats.org/markup-compatibility/2006" xmlns:aink="http://schemas.microsoft.com/office/drawing/2016/ink" xmlns:am3d="http://schemas.microsoft.com/office/drawing/2017/model3d" xmlns:o="urn:schemas-microsoft-com:office:office" xmlns:oel="http://schemas.microsoft.com/office/2019/extlst" xmlns:r="http://schemas.openxmlformats.org/officeDocument/2006/relationships" xmlns:m="http://schemas.openxmlformats.org/officeDocument/2006/math" xmlns:v="urn:schemas-microsoft-com:vml" xmlns:wp14="http://schemas.microsoft.com/office/word/2010/wordprocessingDrawing" xmlns:wp="http://schemas.openxmlformats.org/drawingml/2006/wordprocessingDrawing" xmlns:w10="urn:schemas-microsoft-com:office:word" xmlns:w="http://schemas.openxmlformats.org/wordprocessingml/2006/main" xmlns:w14="http://schemas.microsoft.com/office/word/2010/wordml" xmlns:w15="http://schemas.microsoft.com/office/word/2012/wordml" xmlns:w16cex="http://schemas.microsoft.com/office/word/2018/wordml/cex" xmlns:w16cid="http://schemas.microsoft.com/office/word/2016/wordml/cid" xmlns:w16="http://schemas.microsoft.com/office/word/2018/wordml" xmlns:w16du="http://schemas.microsoft.com/office/word/2023/wordml/word16du" xmlns:w16sdtdh="http://schemas.microsoft.com/office/word/2020/wordml/sdtdatahash" xmlns:w16sdtfl="http://schemas.microsoft.com/office/word/2024/wordml/sdtformatlock" xmlns:w16se="http://schemas.microsoft.com/office/word/2015/wordml/symex" xmlns:wpg="http://schemas.microsoft.com/office/word/2010/wordprocessingGroup" xmlns:wpi="http://schemas.microsoft.com/office/word/2010/wordprocessingInk" xmlns:wne="http://schemas.microsoft.com/office/word/2006/wordml" xmlns:wps="http://schemas.microsoft.com/office/word/2010/wordprocessingShape" mc:Ignorable="w14 w15 w16se w16cid w16 w16cex w16sdtdh w16sdtfl w16du wp14">
+<w:document xmlns:wpc="http://schemas.microsoft.com/office/word/2010/wordprocessingCanvas" xmlns:cx="http://schemas.microsoft.com/office/drawing/2014/chartex" xmlns:cx1="http://schemas.microsoft.com/office/drawing/2015/9/8/chartex" xmlns:cx2="http://schemas.microsoft.com/office/drawing/2015/10/21/chartex" xmlns:cx3="http://schemas.microsoft.com/office/drawing/2016/5/9/chartex" xmlns:cx4="http://schemas.microsoft.com/office/drawing/2016/5/10/chartex" xmlns:cx5="http://schemas.microsoft.com/office/drawing/2016/5/11/chartex" xmlns:cx6="http://schemas.microsoft.com/office/drawing/2016/5/12/chartex" xmlns:cx7="http://schemas.microsoft.com/office/drawing/2016/5/13/chartex" xmlns:cx8="http://schemas.microsoft.com/office/drawing/2016/5/14/chartex" xmlns:mc="http://schemas.openxmlformats.org/markup-compatibility/2006" xmlns:aink="http://schemas.microsoft.com/office/drawing/2016/ink" xmlns:am3d="http://schemas.microsoft.com/office/drawing/2017/model3d" xmlns:o="urn:schemas-microsoft-com:office:office" xmlns:oel="http://schemas.microsoft.com/office/2019/extlst" xmlns:r="http://schemas.openxmlformats.org/officeDocument/2006/relationships" xmlns:m="http://schemas.openxmlformats.org/officeDocument/2006/math" xmlns:v="urn:schemas-microsoft-com:vml" xmlns:wp14="http://schemas.microsoft.com/office/word/2010/wordprocessingDrawing" xmlns:wp="http://schemas.openxmlformats.org/drawingml/2006/wordprocessingDrawing" xmlns:w10="urn:schemas-microsoft-com:office:word" xmlns:w="http://schemas.openxmlformats.org/wordprocessingml/2006/main" xmlns:w14="http://schemas.microsoft.com/office/word/2010/wordml" xmlns:w15="http://schemas.microsoft.com/office/word/2012/wordml" xmlns:w16cei="http://schemas.microsoft.com/office/word/2026/wordml/cei" xmlns:w16cex="http://schemas.microsoft.com/office/word/2018/wordml/cex" xmlns:w16cid="http://schemas.microsoft.com/office/word/2016/wordml/cid" xmlns:w16="http://schemas.microsoft.com/office/word/2018/wordml" xmlns:w16du="http://schemas.microsoft.com/office/word/2023/wordml/word16du" xmlns:w16sdtdh="http://schemas.microsoft.com/office/word/2020/wordml/sdtdatahash" xmlns:w16sdtfl="http://schemas.microsoft.com/office/word/2024/wordml/sdtformatlock" xmlns:w16se="http://schemas.microsoft.com/office/word/2015/wordml/symex" xmlns:wpg="http://schemas.microsoft.com/office/word/2010/wordprocessingGroup" xmlns:wpi="http://schemas.microsoft.com/office/word/2010/wordprocessingInk" xmlns:wne="http://schemas.microsoft.com/office/word/2006/wordml" xmlns:wps="http://schemas.microsoft.com/office/word/2010/wordprocessingShape" mc:Ignorable="w14 w15 w16se w16cid w16 w16cex w16sdtdh w16sdtfl w16du wp14">
   <w:body>
     <w:p>
       <w:pPr>
@@ -81,7 +81,25 @@
           <w:sz w:val="16"/>
           <w:szCs w:val="16"/>
         </w:rPr>
-        <w:t>{BorrowerName}</w:t>
+        <w:t>{</w:t>
+      </w:r>
+      <w:proofErr w:type="spellStart"/>
+      <w:r>
+        <w:rPr>
+          <w:rFonts w:ascii="Arial" w:hAnsi="Arial" w:cs="Arial"/>
+          <w:sz w:val="16"/>
+          <w:szCs w:val="16"/>
+        </w:rPr>
+        <w:t>BorrowerName</w:t>
+      </w:r>
+      <w:proofErr w:type="spellEnd"/>
+      <w:r>
+        <w:rPr>
+          <w:rFonts w:ascii="Arial" w:hAnsi="Arial" w:cs="Arial"/>
+          <w:sz w:val="16"/>
+          <w:szCs w:val="16"/>
+        </w:rPr>
+        <w:t>}</w:t>
       </w:r>
       <w:r>
         <w:rPr>
@@ -120,7 +138,23 @@
           <w:sz w:val="16"/>
           <w:szCs w:val="16"/>
         </w:rPr>
-        <w:t>{TotalPaymentDueWords}</w:t>
+        <w:t>{</w:t>
+      </w:r>
+      <w:proofErr w:type="spellStart"/>
+      <w:r>
+        <w:rPr>
+          <w:sz w:val="16"/>
+          <w:szCs w:val="16"/>
+        </w:rPr>
+        <w:t>TotalPaymentDueWords</w:t>
+      </w:r>
+      <w:proofErr w:type="spellEnd"/>
+      <w:r>
+        <w:rPr>
+          <w:sz w:val="16"/>
+          <w:szCs w:val="16"/>
+        </w:rPr>
+        <w:t>}</w:t>
       </w:r>
       <w:r>
         <w:rPr>
@@ -143,7 +177,23 @@
           <w:sz w:val="16"/>
           <w:szCs w:val="16"/>
         </w:rPr>
-        <w:t>{TotalPaymentDue}</w:t>
+        <w:t>{</w:t>
+      </w:r>
+      <w:proofErr w:type="spellStart"/>
+      <w:r>
+        <w:rPr>
+          <w:sz w:val="16"/>
+          <w:szCs w:val="16"/>
+        </w:rPr>
+        <w:t>TotalPaymentDue</w:t>
+      </w:r>
+      <w:proofErr w:type="spellEnd"/>
+      <w:r>
+        <w:rPr>
+          <w:sz w:val="16"/>
+          <w:szCs w:val="16"/>
+        </w:rPr>
+        <w:t>}</w:t>
       </w:r>
       <w:r>
         <w:rPr>
@@ -166,7 +216,23 @@
           <w:sz w:val="16"/>
           <w:szCs w:val="16"/>
         </w:rPr>
-        <w:t>{PNNumber}</w:t>
+        <w:t>{</w:t>
+      </w:r>
+      <w:proofErr w:type="spellStart"/>
+      <w:r>
+        <w:rPr>
+          <w:sz w:val="16"/>
+          <w:szCs w:val="16"/>
+        </w:rPr>
+        <w:t>PNNumber</w:t>
+      </w:r>
+      <w:proofErr w:type="spellEnd"/>
+      <w:r>
+        <w:rPr>
+          <w:sz w:val="16"/>
+          <w:szCs w:val="16"/>
+        </w:rPr>
+        <w:t>}</w:t>
       </w:r>
       <w:r>
         <w:rPr>
@@ -189,7 +255,23 @@
           <w:sz w:val="16"/>
           <w:szCs w:val="16"/>
         </w:rPr>
-        <w:t>{AnticipatedDisbursementDate}</w:t>
+        <w:t>{</w:t>
+      </w:r>
+      <w:proofErr w:type="spellStart"/>
+      <w:r>
+        <w:rPr>
+          <w:sz w:val="16"/>
+          <w:szCs w:val="16"/>
+        </w:rPr>
+        <w:t>AnticipatedDisbursementDate</w:t>
+      </w:r>
+      <w:proofErr w:type="spellEnd"/>
+      <w:r>
+        <w:rPr>
+          <w:sz w:val="16"/>
+          <w:szCs w:val="16"/>
+        </w:rPr>
+        <w:t>}</w:t>
       </w:r>
       <w:r>
         <w:rPr>
@@ -537,7 +619,7 @@
                 <w:sz w:val="2"/>
                 <w:szCs w:val="2"/>
               </w:rPr>
-              <w:t xml:space="preserve">[[SIGNATURE_ANCHOR]]</w:t>
+              <w:t>[[SIGNATURE_ANCHOR]]</w:t>
             </w:r>
           </w:p>
           <w:p>
@@ -555,7 +637,25 @@
                 <w:sz w:val="18"/>
                 <w:szCs w:val="18"/>
               </w:rPr>
-              <w:t>{BorrowerName}</w:t>
+              <w:t>{</w:t>
+            </w:r>
+            <w:proofErr w:type="spellStart"/>
+            <w:r>
+              <w:rPr>
+                <w:rFonts w:ascii="Arial" w:hAnsi="Arial" w:cs="Arial"/>
+                <w:sz w:val="18"/>
+                <w:szCs w:val="18"/>
+              </w:rPr>
+              <w:t>BorrowerName</w:t>
+            </w:r>
+            <w:proofErr w:type="spellEnd"/>
+            <w:r>
+              <w:rPr>
+                <w:rFonts w:ascii="Arial" w:hAnsi="Arial" w:cs="Arial"/>
+                <w:sz w:val="18"/>
+                <w:szCs w:val="18"/>
+              </w:rPr>
+              <w:t>}</w:t>
             </w:r>
           </w:p>
         </w:tc>
@@ -597,14 +697,6 @@
                 <w:szCs w:val="18"/>
               </w:rPr>
             </w:pPr>
-            <w:r>
-              <w:rPr>
-                <w:rFonts w:ascii="Arial" w:hAnsi="Arial" w:cs="Arial"/>
-                <w:sz w:val="18"/>
-                <w:szCs w:val="18"/>
-              </w:rPr>
-              <w:t>Signature over printed name/ Date</w:t>
-            </w:r>
           </w:p>
         </w:tc>
       </w:tr>
@@ -1328,7 +1420,25 @@
                 <w:sz w:val="16"/>
                 <w:szCs w:val="16"/>
               </w:rPr>
-              <w:t>{BorrowerName}</w:t>
+              <w:t>{</w:t>
+            </w:r>
+            <w:proofErr w:type="spellStart"/>
+            <w:r>
+              <w:rPr>
+                <w:rFonts w:ascii="Arial" w:hAnsi="Arial" w:cs="Arial"/>
+                <w:sz w:val="16"/>
+                <w:szCs w:val="16"/>
+              </w:rPr>
+              <w:t>BorrowerName</w:t>
+            </w:r>
+            <w:proofErr w:type="spellEnd"/>
+            <w:r>
+              <w:rPr>
+                <w:rFonts w:ascii="Arial" w:hAnsi="Arial" w:cs="Arial"/>
+                <w:sz w:val="16"/>
+                <w:szCs w:val="16"/>
+              </w:rPr>
+              <w:t>}</w:t>
             </w:r>
           </w:p>
         </w:tc>
@@ -2267,6 +2377,7 @@
   <w:style w:type="character" w:default="1" w:styleId="DefaultParagraphFont">
     <w:name w:val="Default Paragraph Font"/>
     <w:uiPriority w:val="1"/>
+    <w:semiHidden/>
     <w:unhideWhenUsed/>
   </w:style>
   <w:style w:type="table" w:default="1" w:styleId="TableNormal">
